--- a/HW01_DP1_17890924278690755.docx
+++ b/HW01_DP1_17890924278690755.docx
@@ -9,6 +9,7 @@
           <w:szCs w:val="21"/>
         </w:rPr>
       </w:pPr>
+      <w:commentRangeStart w:id="0"/>
       <w:r>
         <w:rPr>
           <w:rFonts w:ascii="Arial" w:hAnsi="Arial" w:cs="Arial"/>
@@ -22,6 +23,13 @@
           <w:szCs w:val="21"/>
         </w:rPr>
         <w:t>1</w:t>
+      </w:r>
+      <w:commentRangeEnd w:id="0"/>
+      <w:r>
+        <w:rPr>
+          <w:rStyle w:val="CommentReference"/>
+        </w:rPr>
+        <w:commentReference w:id="0"/>
       </w:r>
     </w:p>
     <w:p>
@@ -602,6 +610,7 @@
                 <w:szCs w:val="21"/>
               </w:rPr>
             </w:pPr>
+            <w:commentRangeStart w:id="1"/>
             <w:r>
               <w:rPr>
                 <w:rFonts w:ascii="Arial" w:hAnsi="Arial" w:cs="Arial" w:hint="eastAsia"/>
@@ -615,6 +624,13 @@
                 <w:szCs w:val="21"/>
               </w:rPr>
               <w:t>Boolean</w:t>
+            </w:r>
+            <w:commentRangeEnd w:id="1"/>
+            <w:r>
+              <w:rPr>
+                <w:rStyle w:val="CommentReference"/>
+              </w:rPr>
+              <w:commentReference w:id="1"/>
             </w:r>
           </w:p>
           <w:p>
@@ -1402,12 +1418,20 @@
                 <w:szCs w:val="21"/>
               </w:rPr>
             </w:pPr>
+            <w:commentRangeStart w:id="2"/>
             <w:r>
               <w:rPr>
                 <w:rFonts w:ascii="Arial" w:hAnsi="Arial" w:cs="Arial" w:hint="eastAsia"/>
                 <w:szCs w:val="21"/>
               </w:rPr>
               <w:t>12</w:t>
+            </w:r>
+            <w:commentRangeEnd w:id="2"/>
+            <w:r>
+              <w:rPr>
+                <w:rStyle w:val="CommentReference"/>
+              </w:rPr>
+              <w:commentReference w:id="2"/>
             </w:r>
           </w:p>
           <w:p>
@@ -3315,6 +3339,7 @@
                 <w:szCs w:val="21"/>
               </w:rPr>
             </w:pPr>
+            <w:commentRangeStart w:id="3"/>
             <w:r>
               <w:rPr>
                 <w:rFonts w:ascii="Arial" w:hAnsi="Arial" w:cs="Arial" w:hint="eastAsia"/>
@@ -3365,6 +3390,13 @@
                 <w:szCs w:val="21"/>
               </w:rPr>
               <w:t>) there is no step(local) value.</w:t>
+            </w:r>
+            <w:commentRangeEnd w:id="3"/>
+            <w:r>
+              <w:rPr>
+                <w:rStyle w:val="CommentReference"/>
+              </w:rPr>
+              <w:commentReference w:id="3"/>
             </w:r>
           </w:p>
           <w:p>
@@ -3728,6 +3760,7 @@
                 <w:szCs w:val="21"/>
               </w:rPr>
             </w:pPr>
+            <w:commentRangeStart w:id="4"/>
             <w:r>
               <w:rPr>
                 <w:rFonts w:ascii="Arial" w:hAnsi="Arial" w:cs="Arial"/>
@@ -3743,6 +3776,13 @@
                 <w:szCs w:val="21"/>
               </w:rPr>
               <w:t xml:space="preserve"> CS;</w:t>
+            </w:r>
+            <w:commentRangeEnd w:id="4"/>
+            <w:r>
+              <w:rPr>
+                <w:rStyle w:val="CommentReference"/>
+              </w:rPr>
+              <w:commentReference w:id="4"/>
             </w:r>
           </w:p>
           <w:p>
@@ -5157,6 +5197,7 @@
                 <w:szCs w:val="21"/>
               </w:rPr>
             </w:pPr>
+            <w:commentRangeStart w:id="5"/>
             <w:r>
               <w:rPr>
                 <w:rFonts w:ascii="Arial" w:hAnsi="Arial" w:cs="Arial"/>
@@ -5190,6 +5231,13 @@
                 <w:szCs w:val="21"/>
               </w:rPr>
               <w:t>());</w:t>
+            </w:r>
+            <w:commentRangeEnd w:id="5"/>
+            <w:r>
+              <w:rPr>
+                <w:rStyle w:val="CommentReference"/>
+              </w:rPr>
+              <w:commentReference w:id="5"/>
             </w:r>
           </w:p>
           <w:p>
@@ -6389,6 +6437,7 @@
               </w:rPr>
             </w:pPr>
             <w:proofErr w:type="gramStart"/>
+            <w:commentRangeStart w:id="6"/>
             <w:r>
               <w:rPr>
                 <w:rFonts w:ascii="Arial" w:hAnsi="Arial" w:cs="Arial"/>
@@ -6447,6 +6496,13 @@
                 <w:szCs w:val="21"/>
               </w:rPr>
               <w:t>.</w:t>
+            </w:r>
+            <w:commentRangeEnd w:id="6"/>
+            <w:r>
+              <w:rPr>
+                <w:rStyle w:val="CommentReference"/>
+              </w:rPr>
+              <w:commentReference w:id="6"/>
             </w:r>
           </w:p>
           <w:p>
@@ -6821,6 +6877,195 @@
     </w:sectPr>
   </w:body>
 </w:document>
+</file>
+
+<file path=word/comments.xml><?xml version="1.0" encoding="utf-8"?>
+<w:comments xmlns:a="http://schemas.openxmlformats.org/drawingml/2006/main" xmlns:pic="http://schemas.openxmlformats.org/drawingml/2006/picture" xmlns:r="http://schemas.openxmlformats.org/officeDocument/2006/relationships" xmlns:w="http://schemas.openxmlformats.org/wordprocessingml/2006/main" xmlns:wp="http://schemas.openxmlformats.org/drawingml/2006/wordprocessingDrawing" xmlns:mc="http://schemas.openxmlformats.org/markup-compatibility/2006" xmlns:a14="http://schemas.microsoft.com/office/drawing/2010/main" xmlns:w14="http://schemas.microsoft.com/office/word/2010/wordml" xmlns:wpc="http://schemas.microsoft.com/office/word/2010/wordprocessingCanvas">
+  <w:comment w:id="0" w:author="Gong Qiushi" w:initials="GQ" w:date="2026-09-19T03:31:19Z">
+    <w:p>
+      <w:pPr>
+        <w:pStyle w:val="CommentText"/>
+      </w:pPr>
+      <w:r>
+        <w:rPr>
+          <w:rStyle w:val="CommentReference"/>
+        </w:rPr>
+        <w:annotationRef/>
+      </w:r>
+      <w:r>
+        <w:t>HW01_DP1 — Q1 11/12…  Q1 11/12 · Q2 13/14 · Q3 15/16 · Q4 14/20 · Q5 20/24 · Q6 9/14</w:t>
+      </w:r>
+    </w:p>
+  </w:comment>
+  <w:comment w:id="1" w:author="Gong Qiushi" w:initials="GQ" w:date="2026-09-19T03:31:19Z">
+    <w:p>
+      <w:pPr>
+        <w:pStyle w:val="CommentText"/>
+      </w:pPr>
+      <w:r>
+        <w:rPr>
+          <w:rStyle w:val="CommentReference"/>
+        </w:rPr>
+        <w:annotationRef/>
+      </w:r>
+      <w:r>
+        <w:t>(-1 mark)  Q1 = 11/12.  (a) 4/4 ✓  (b) 4/4 ✓ — all four judgements correct WITH reasons, very good.  (c) 3/4: the explanation of print()/println() is correct, but the output must show the VALUE — the program evaluates 100 + 20 for you, so line 1 is "Total: 120", not "Total: 100+20".  Line 2 (" done") is right.</w:t>
+      </w:r>
+    </w:p>
+  </w:comment>
+  <w:comment w:id="2" w:author="Gong Qiushi" w:initials="GQ" w:date="2026-09-19T03:31:19Z">
+    <w:p>
+      <w:pPr>
+        <w:pStyle w:val="CommentText"/>
+      </w:pPr>
+      <w:r>
+        <w:rPr>
+          <w:rStyle w:val="CommentReference"/>
+        </w:rPr>
+        <w:annotationRef/>
+      </w:r>
+      <w:r>
+        <w:t>(-1 mark)  Q2 = 13/14.</w:t>
+      </w:r>
+    </w:p>
+    <w:p>
+      <w:pPr>
+        <w:pStyle w:val="CommentText"/>
+      </w:pPr>
+      <w:r>
+        <w:t>`msg` is "  Hello Java  " — TWO spaces at each end — and you read it as one. Because that spacing is easy to misread, your answers have been marked on the assumption of ONE space at each end. On that assumption SEVEN of your eight answers are correct and score full marks:</w:t>
+      </w:r>
+    </w:p>
+    <w:p>
+      <w:pPr>
+        <w:pStyle w:val="CommentText"/>
+      </w:pPr>
+      <w:r>
+        <w:t xml:space="preserve">  (a) 12 ✓   (b) "Hello Java" ✓   (c) 7 ✓   (d) "ava " ✓   (e) " hello java " ✓</w:t>
+      </w:r>
+    </w:p>
+    <w:p>
+      <w:pPr>
+        <w:pStyle w:val="CommentText"/>
+      </w:pPr>
+      <w:r>
+        <w:t xml:space="preserve">  (g) " Hello Python " ✓   (h) "HELLO JAVA" ✓      (FT — they follow correctly from that reading)</w:t>
+      </w:r>
+    </w:p>
+    <w:p>
+      <w:pPr>
+        <w:pStyle w:val="CommentText"/>
+      </w:pPr>
+      <w:r>
+        <w:t>(f) 1/2 — the character at index 2 is the lower-case letter "e"; you wrote upper-case "E". Case matters: the string contains "Hello", so the answer is 'e'. That single mark is the only loss in Q2.</w:t>
+      </w:r>
+    </w:p>
+  </w:comment>
+  <w:comment w:id="3" w:author="Gong Qiushi" w:initials="GQ" w:date="2026-09-19T03:31:19Z">
+    <w:p>
+      <w:pPr>
+        <w:pStyle w:val="CommentText"/>
+      </w:pPr>
+      <w:r>
+        <w:rPr>
+          <w:rStyle w:val="CommentReference"/>
+        </w:rPr>
+        <w:annotationRef/>
+      </w:r>
+      <w:r>
+        <w:t>(-1 mark)  Q3 = 15/16.  (a) 8/8 ✓ — the trace table is fully correct, including the initial state.  (c) 4/4 ✓.  (b) 3/4: you identify the shadowing and that main() has no local step. Add the values to gain the last mark: the local step is 16 inside run2(), while the global step is NEVER changed and is still 5 when main() prints.</w:t>
+      </w:r>
+    </w:p>
+  </w:comment>
+  <w:comment w:id="4" w:author="Gong Qiushi" w:initials="GQ" w:date="2026-09-19T03:31:19Z">
+    <w:p>
+      <w:pPr>
+        <w:pStyle w:val="CommentText"/>
+      </w:pPr>
+      <w:r>
+        <w:rPr>
+          <w:rStyle w:val="CommentReference"/>
+        </w:rPr>
+        <w:annotationRef/>
+      </w:r>
+      <w:r>
+        <w:t>(-6 marks)  Q4 = 14/20.  Five data types 10/10 ✓, all five values printed ✓, + concatenation ✓.</w:t>
+      </w:r>
+    </w:p>
+    <w:p>
+      <w:pPr>
+        <w:pStyle w:val="CommentText"/>
+      </w:pPr>
+      <w:r>
+        <w:t>• names are not camelCase: product_number → productNumber, isnotsold → isNotSold  (−2)</w:t>
+      </w:r>
+    </w:p>
+    <w:p>
+      <w:pPr>
+        <w:pStyle w:val="CommentText"/>
+      </w:pPr>
+      <w:r>
+        <w:t>• println() used for everything — the question asks for a MIXTURE of print() and println()  (−2)</w:t>
+      </w:r>
+    </w:p>
+    <w:p>
+      <w:pPr>
+        <w:pStyle w:val="CommentText"/>
+      </w:pPr>
+      <w:r>
+        <w:t>• no expected output shown  (−2)</w:t>
+      </w:r>
+    </w:p>
+  </w:comment>
+  <w:comment w:id="5" w:author="Gong Qiushi" w:initials="GQ" w:date="2026-09-19T03:31:19Z">
+    <w:p>
+      <w:pPr>
+        <w:pStyle w:val="CommentText"/>
+      </w:pPr>
+      <w:r>
+        <w:rPr>
+          <w:rStyle w:val="CommentReference"/>
+        </w:rPr>
+        <w:annotationRef/>
+      </w:r>
+      <w:r>
+        <w:t>(-4 marks)  Q5 = 20/24.  (a) 5/5, (b) 5/5, (c) 4/4, (d) 3/3, (e) 3/3 — every part is logically correct and you used indexOf() + substring() exactly as asked. Excellent work.</w:t>
+      </w:r>
+    </w:p>
+    <w:p>
+      <w:pPr>
+        <w:pStyle w:val="CommentText"/>
+      </w:pPr>
+      <w:r>
+        <w:t>The 4 marks are lost for the program itself: it is written as loose statements rather than a complete program, and no expected output is given.</w:t>
+      </w:r>
+    </w:p>
+  </w:comment>
+  <w:comment w:id="6" w:author="Gong Qiushi" w:initials="GQ" w:date="2026-09-19T03:31:19Z">
+    <w:p>
+      <w:pPr>
+        <w:pStyle w:val="CommentText"/>
+      </w:pPr>
+      <w:r>
+        <w:rPr>
+          <w:rStyle w:val="CommentReference"/>
+        </w:rPr>
+        <w:annotationRef/>
+      </w:r>
+      <w:r>
+        <w:t>(-5 marks)  Q6 = 9/14.  (c) 2/2 ✓.  (b) 4/6 — the rewrite is correct (the `int` removed); you did not state the output, which is "Total: 105".</w:t>
+      </w:r>
+    </w:p>
+    <w:p>
+      <w:pPr>
+        <w:pStyle w:val="CommentText"/>
+      </w:pPr>
+      <w:r>
+        <w:t>(a) 3/6: you correctly say the local total shadows the global one. The missing half is the actual error — `int total = total + 5;` is SELF-REFERENTIAL: the `total` on the right is the NEW local variable, which has not been given a value yet. That is why the compiler reports "variable total might not have been initialized".</w:t>
+      </w:r>
+    </w:p>
+  </w:comment>
+</w:comments>
 </file>
 
 <file path=word/endnotes.xml><?xml version="1.0" encoding="utf-8"?>
